--- a/spa/docx/30.content.docx
+++ b/spa/docx/30.content.docx
@@ -235,7 +235,7 @@
         <w:rPr>
           <w:lang w:val="es_ES" w:bidi="es_ES"/>
         </w:rPr>
-        <w:t xml:space="preserve"> Esto fue lo que dijo:El Señor ruge desde Sion, hace tronar su voz desde Jerusalén. Los pastos de los pastores se secan y la cumbre del Carmelo se marchita.</w:t>
+        <w:t xml:space="preserve"> Esto fue lo que dijo: El Señor ruge desde Sion, hace tronar su voz desde Jerusalén. Los pastos de los pastores se secan y la cumbre del Carmelo se marchita.</w:t>
       </w:r>
     </w:p>
     <w:p>
@@ -256,7 +256,7 @@
         <w:rPr>
           <w:lang w:val="es_ES" w:bidi="es_ES"/>
         </w:rPr>
-        <w:t xml:space="preserve"> Dice el Señor:—Los habitantes de Damasco han cometido pecado tras pecado, y no revocaré su castigo. Han trillado a Galaad con trillos de hierro.</w:t>
+        <w:t xml:space="preserve"> Dice el Señor: —Los habitantes de Damasco han cometido pecado tras pecado, y no revocaré su castigo. Han trillado a Galaad con trillos de hierro.</w:t>
       </w:r>
     </w:p>
     <w:p>
@@ -918,7 +918,7 @@
         <w:rPr>
           <w:lang w:val="es_ES" w:bidi="es_ES"/>
         </w:rPr>
-        <w:t xml:space="preserve"> Dice el Señor:—De todos los pueblos de la tierra, solo a ustedes he escogido. Por eso, los castigaré por todas sus maldades.</w:t>
+        <w:t xml:space="preserve"> Dice el Señor: —De todos los pueblos de la tierra, solo a ustedes he escogido. Por eso, los castigaré por todas sus maldades.</w:t>
       </w:r>
     </w:p>
     <w:p>
@@ -1065,7 +1065,7 @@
         <w:rPr>
           <w:lang w:val="es_ES" w:bidi="es_ES"/>
         </w:rPr>
-        <w:t xml:space="preserve"> Proclamen esto en las fortalezas de Asdod y de Egipto:—Reúnanse en los montes de Samaria y vean el gran desorden que hay en ella y la opresión en su interior.</w:t>
+        <w:t xml:space="preserve"> Proclamen esto en las fortalezas de Asdod y de Egipto: —Reúnanse en los montes de Samaria y vean el gran desorden que hay en ella y la opresión en su interior.</w:t>
       </w:r>
     </w:p>
     <w:p>
@@ -1291,7 +1291,7 @@
         <w:rPr>
           <w:lang w:val="es_ES" w:bidi="es_ES"/>
         </w:rPr>
-        <w:t xml:space="preserve"> Dice el Señor:—¡Vayan a Betel a pecar! ¡Vayan a Guilgal y pequen aún más! Ofrezcan sus sacrificios cada mañana y traigan sus diezmos cada 3 días.</w:t>
+        <w:t xml:space="preserve"> Dice el Señor: —¡Vayan a Betel a pecar! ¡Vayan a Guilgal y pequen aún más! Ofrezcan sus sacrificios cada mañana y traigan sus diezmos cada 3 días.</w:t>
       </w:r>
     </w:p>
     <w:p>
@@ -1538,7 +1538,7 @@
         <w:rPr>
           <w:lang w:val="es_ES" w:bidi="es_ES"/>
         </w:rPr>
-        <w:t xml:space="preserve"> La virgen Israel ha caído y no volverá a levantarse.Yace abandonada en su tierra y no hay quien la levante.</w:t>
+        <w:t xml:space="preserve"> La virgen Israel ha caído y no volverá a levantarse. Yace abandonada en su tierra y no hay quien la levante.</w:t>
       </w:r>
     </w:p>
     <w:p>
@@ -1832,7 +1832,7 @@
         <w:rPr>
           <w:lang w:val="es_ES" w:bidi="es_ES"/>
         </w:rPr>
-        <w:t xml:space="preserve"> Por eso, esto es lo que dice el Señor Dios Todopoderoso:—En todas las plazas habrá lamento; en todas las calles gritarán: "¡Ay! ¡Ay!". Llamarán a duelo al labrador y a hacer lamentación a los que saben llorar.</w:t>
+        <w:t xml:space="preserve"> Por eso, esto es lo que dice el Señor Dios Todopoderoso: —En todas las plazas habrá lamento; en todas las calles gritarán: "¡Ay! ¡Ay!”. Llamarán a duelo al labrador y a hacer lamentación a los que saben llorar.</w:t>
       </w:r>
     </w:p>
     <w:p>
@@ -1937,7 +1937,7 @@
         <w:rPr>
           <w:lang w:val="es_ES" w:bidi="es_ES"/>
         </w:rPr>
-        <w:t xml:space="preserve"> Dice el Señor:—Yo aborrezco sus fiestas religiosas; no me agradan sus asambleas solemnes.</w:t>
+        <w:t xml:space="preserve"> Dice el Señor: —Yo aborrezco sus fiestas religiosas; no me agradan sus asambleas solemnes.</w:t>
       </w:r>
     </w:p>
     <w:p>
@@ -2289,7 +2289,7 @@
         <w:rPr>
           <w:lang w:val="es_ES" w:bidi="es_ES"/>
         </w:rPr>
-        <w:t xml:space="preserve"> Y cuando un pariente llegue a sacar los cadáveres de la casa para quemarlos, le preguntará a alguien que esté en la casa:—¿Hay alguien más contigo? Y este responderá:—No hay nadie más. Entonces el otro le dirá:—¡Cállate! No menciones el nombre del Señor.</w:t>
+        <w:t xml:space="preserve"> Y cuando un pariente llegue a sacar los cadáveres de la casa para quemarlos, le preguntará a alguien que esté en la casa: —¿Hay alguien más contigo? Y este responderá: —No hay nadie más. Entonces el otro le dirá: —¡Cállate! No menciones el nombre del Señor.</w:t>
       </w:r>
     </w:p>
     <w:p>
@@ -2352,7 +2352,7 @@
         <w:rPr>
           <w:lang w:val="es_ES" w:bidi="es_ES"/>
         </w:rPr>
-        <w:t xml:space="preserve"> Ustedes se alegran por haber conquistado Lo Debar1 y dicen:—¿Acaso no conquistamos Carnayin2 con nuestras propias fuerzas?</w:t>
+        <w:t xml:space="preserve"> Ustedes se alegran por haber vencido a Lo Debar y dicen: —¿Acaso no tomamos Carnayin con nuestras propias fuerzas?</w:t>
       </w:r>
     </w:p>
     <w:p>
@@ -2373,7 +2373,7 @@
         <w:rPr>
           <w:lang w:val="es_ES" w:bidi="es_ES"/>
         </w:rPr>
-        <w:t xml:space="preserve"> Dice el Señor, el Dios Todopoderoso:—Por eso, pueblo de Israel, voy a levantar contra ti una nación que los oprimirá desde Lebó Jamat hasta el arroyo del Arabá.</w:t>
+        <w:t xml:space="preserve"> Dice el Señor, el Dios Todopoderoso: —Por eso, pueblo de Israel, voy a levantar contra ti una nación que los oprimirá desde Lebó Jamat hasta el arroyo del Arabá.</w:t>
       </w:r>
     </w:p>
     <w:p>
@@ -2431,7 +2431,7 @@
         <w:rPr>
           <w:lang w:val="es_ES" w:bidi="es_ES"/>
         </w:rPr>
-        <w:t xml:space="preserve"> En la visión, vi cómo las langostas devoraban toda la vegetación de la tierra. Entonces exclamé:—Señor mi Dios, te ruego que perdones a tu pueblo. ¿Cómo podrá sobrevivir Jacob? Es tan pequeño.</w:t>
+        <w:t xml:space="preserve"> En la visión, vi cómo las langostas devoraban toda la vegetación de la tierra. Entonces exclamé: —Señor mi Dios, te ruego que perdones a tu pueblo. ¿Cómo podrá sobrevivir Jacob? Es tan pequeño.</w:t>
       </w:r>
     </w:p>
     <w:p>
@@ -2452,7 +2452,7 @@
         <w:rPr>
           <w:lang w:val="es_ES" w:bidi="es_ES"/>
         </w:rPr>
-        <w:t xml:space="preserve"> El Señor cambió de parecer y me dijo:—Está bien, no lo haré.</w:t>
+        <w:t xml:space="preserve"> El Señor cambió de parecer y me dijo: —Está bien, no lo haré.</w:t>
       </w:r>
     </w:p>
     <w:p>
@@ -2494,7 +2494,7 @@
         <w:rPr>
           <w:lang w:val="es_ES" w:bidi="es_ES"/>
         </w:rPr>
-        <w:t xml:space="preserve"> Entonces exclamé:—Señor mi Dios, te ruego que no lo hagas. ¿Cómo podrá sobrevivir Jacob? Es tan pequeño.</w:t>
+        <w:t xml:space="preserve"> Entonces exclamé: —Señor mi Dios, te ruego que no lo hagas. ¿Cómo podrá sobrevivir Jacob? Es tan pequeño.</w:t>
       </w:r>
     </w:p>
     <w:p>
@@ -2515,7 +2515,7 @@
         <w:rPr>
           <w:lang w:val="es_ES" w:bidi="es_ES"/>
         </w:rPr>
-        <w:t xml:space="preserve"> El Señor se compadeció y me dijo:—Está bien, tampoco haré esto.</w:t>
+        <w:t xml:space="preserve"> El Señor se compadeció y me dijo: —Está bien, tampoco haré esto.</w:t>
       </w:r>
     </w:p>
     <w:p>
@@ -2536,7 +2536,7 @@
         <w:rPr>
           <w:lang w:val="es_ES" w:bidi="es_ES"/>
         </w:rPr>
-        <w:t xml:space="preserve"> Esto es lo que me mostró en una visión. El Señor estaba de pie junto a un muro con una una cuerda de plomada en la mano.</w:t>
+        <w:t xml:space="preserve"> Esto es lo que me mostró en una visión. El Señor estaba de pie junto a un muro con una cuerda de plomada en la mano.</w:t>
       </w:r>
     </w:p>
     <w:p>
@@ -2557,7 +2557,7 @@
         <w:rPr>
           <w:lang w:val="es_ES" w:bidi="es_ES"/>
         </w:rPr>
-        <w:t xml:space="preserve"> El Señor me preguntó:—Amós, ¿qué ves?Yo respondí:—Una una cuerda de plomada.Entonces el Señor me dijo:—Voy a poner una una cuerda de plomada en medio de mi pueblo Israel. No volveré a perdonarlo.</w:t>
+        <w:t xml:space="preserve"> El Señor me preguntó: —Amós, ¿qué ves? Yo respondí: —Una cuerda de plomada. Entonces el Señor me dijo: —Voy a poner una una cuerda de plomada en medio de mi pueblo Israel. No volveré a perdonarlo.</w:t>
       </w:r>
     </w:p>
     <w:p>
@@ -2599,7 +2599,7 @@
         <w:rPr>
           <w:lang w:val="es_ES" w:bidi="es_ES"/>
         </w:rPr>
-        <w:t xml:space="preserve"> Cuando Amasías, el sacerdote de Betel, escuchó lo que Amós estaba diciendo, le envió de inmediato este mensaje al rey Jeroboán:—Amós está conspirando contra ti en medio de Israel. El país no puede soportar todo lo que está diciendo.</w:t>
+        <w:t xml:space="preserve"> Cuando Amasías, el sacerdote de Betel, escuchó lo que Amós estaba diciendo, le envió de inmediato este mensaje al rey Jeroboán: —Amós está conspirando contra ti en medio de Israel. El país no puede soportar todo lo que está diciendo.</w:t>
       </w:r>
     </w:p>
     <w:p>
@@ -2641,7 +2641,7 @@
         <w:rPr>
           <w:lang w:val="es_ES" w:bidi="es_ES"/>
         </w:rPr>
-        <w:t xml:space="preserve"> Luego Amasías le dijo a Amós:—¡Vete de aquí, profeta! ¡Huye a la tierra de Judá y gánate la vida profetizando allá!</w:t>
+        <w:t xml:space="preserve"> Luego Amasías le dijo a Amós: —¡Vete de aquí, profeta! ¡Huye a la tierra de Judá y gánate la vida profetizando allá!</w:t>
       </w:r>
     </w:p>
     <w:p>
@@ -2683,7 +2683,7 @@
         <w:rPr>
           <w:lang w:val="es_ES" w:bidi="es_ES"/>
         </w:rPr>
-        <w:t xml:space="preserve"> Pero Amós respondió:—Yo no soy profeta ni hijo de profeta. Soy pastor y cultivo higos silvestres.</w:t>
+        <w:t xml:space="preserve"> Pero Amós respondió: —Yo no soy profeta ni hijo de profeta. Soy pastor y cultivo higos silvestres.</w:t>
       </w:r>
     </w:p>
     <w:p>
@@ -2704,7 +2704,7 @@
         <w:rPr>
           <w:lang w:val="es_ES" w:bidi="es_ES"/>
         </w:rPr>
-        <w:t xml:space="preserve"> Pero el Señor me tomó de detrás del rebaño y me dijo: "Ve y profetiza a mi pueblo Israel".</w:t>
+        <w:t xml:space="preserve"> Pero el Señor me tomó de detrás del rebaño y me dijo: “Ve y profetiza a mi pueblo Israel”.</w:t>
       </w:r>
     </w:p>
     <w:p>
@@ -2725,7 +2725,7 @@
         <w:rPr>
           <w:lang w:val="es_ES" w:bidi="es_ES"/>
         </w:rPr>
-        <w:t xml:space="preserve"> Ahora escucha este mensaje del Señor. Tú dices: "No profetices contra Israel ni hables contra los descendientes de Isaac".</w:t>
+        <w:t xml:space="preserve"> Ahora escucha este mensaje del Señor. Tú dices: “No profetices contra Israel ni hables contra los descendientes de Isaac”.</w:t>
       </w:r>
     </w:p>
     <w:p>
@@ -2746,7 +2746,7 @@
         <w:rPr>
           <w:lang w:val="es_ES" w:bidi="es_ES"/>
         </w:rPr>
-        <w:t xml:space="preserve"> Por eso, el Señor te dice: "Tu esposa se prostituirá en esta ciudad, tus hijos e hijas caerán a espada y tu tierra será repartida. Tú morirás en tierra impura, e Israel será llevado cautivo lejos de su tierra".</w:t>
+        <w:t xml:space="preserve"> Por eso, el Señor te dice: “Tu esposa se prostituirá en esta ciudad, tus hijos e hijas caerán a espada y tu tierra será repartida. Tú morirás en tierra impura, e Israel será llevado cautivo lejos de su tierra”.</w:t>
       </w:r>
     </w:p>
     <w:p>
@@ -2804,7 +2804,7 @@
         <w:rPr>
           <w:lang w:val="es_ES" w:bidi="es_ES"/>
         </w:rPr>
-        <w:t xml:space="preserve"> —Amós, ¿qué ves?Yo respondí:—Una canasta llena de fruta madura.Luego el Señor me dijo:—Ha llegado el fin para mi pueblo Israel. No volveré a perdonarlo.</w:t>
+        <w:t xml:space="preserve"> —Amós, ¿qué ves? Yo respondí: —Una canasta llena de fruta madura. Luego el Señor me dijo: —Ha llegado el fin para mi pueblo Israel. No volveré a perdonarlo.</w:t>
       </w:r>
     </w:p>
     <w:p>
@@ -2867,7 +2867,7 @@
         <w:rPr>
           <w:lang w:val="es_ES" w:bidi="es_ES"/>
         </w:rPr>
-        <w:t xml:space="preserve"> Ustedes piensan: «¿Cuándo pasará la luna nueva para poder vender grano? ¿Cuándo pasará el sábado para poder abrir el mercado de trigo?». Así podrán usar medidas falsas, aumentar los precios y engañar con balanzas falsas.</w:t>
+        <w:t xml:space="preserve"> Ustedes piensan: «¿Cuándo pasará la luna nueva para poder vender grano? ¿Cuándo pasará el día de reposo para poder abrir el mercado de trigo?”. Así podrán usar medidas falsas, aumentar los precios y engañar con balanzas falsas.</w:t>
       </w:r>
     </w:p>
     <w:p>
@@ -3056,7 +3056,7 @@
         <w:rPr>
           <w:lang w:val="es_ES" w:bidi="es_ES"/>
         </w:rPr>
-        <w:t xml:space="preserve"> Hay quienes juran por el pecado de Samaria y dicen: "Tan cierto como que tu dios vive, oh Dan", o "Tan cierto como que tu dios vive, Berseba". Ellos caerán y no se levantarán jamás.</w:t>
+        <w:t xml:space="preserve"> Hay quienes juran por el pecado de Samaria y dicen: “Tan cierto como que tu dios vive, oh Dan”, o “Tan cierto como que tu dios vive, Berseba”. Ellos caerán y no se levantarán jamás.</w:t>
       </w:r>
     </w:p>
     <w:p>
@@ -3093,7 +3093,7 @@
         <w:rPr>
           <w:lang w:val="es_ES" w:bidi="es_ES"/>
         </w:rPr>
-        <w:t xml:space="preserve"> Vi al Señor de pie junto al altar. Dijo:—Golpea los capiteles de las columnas para que tiemblen los umbrales. Haz que caigan sobre las cabezas de todos. A los que sobrevivan los mataré con la espada. Ninguno huirá, ninguno escapará.</w:t>
+        <w:t xml:space="preserve"> Vi al Señor de pie junto al altar. Dijo: —Golpea los capiteles de las columnas para que tiemblen los umbrales. Haz que caigan sobre las cabezas de todos. A los que sobrevivan los mataré con la espada. Ninguno huirá, ninguno escapará.</w:t>
       </w:r>
     </w:p>
     <w:p>
@@ -3219,7 +3219,7 @@
         <w:rPr>
           <w:lang w:val="es_ES" w:bidi="es_ES"/>
         </w:rPr>
-        <w:t xml:space="preserve"> Dice el Señor:—Israelitas, ¿acaso no son ustedes para mí como los cusitas? Yo saqué a Israel de Egipto, pero también saqué a los filisteos de Creta y a los arameos de Quir.</w:t>
+        <w:t xml:space="preserve"> Dice el Señor: —Israelitas, ¿acaso no son ustedes para mí como los cusitas? Yo saqué a Israel de Egipto, pero también saqué a los filisteos de Creta y a los arameos de Quir.</w:t>
       </w:r>
     </w:p>
     <w:p>
@@ -3282,7 +3282,7 @@
         <w:rPr>
           <w:lang w:val="es_ES" w:bidi="es_ES"/>
         </w:rPr>
-        <w:t xml:space="preserve"> Todos los pecadores de mi pueblo morirán a espada, todos los que dicen: "No nos alcanzará la desgracia ni se acercará a nosotros".</w:t>
+        <w:t xml:space="preserve"> Todos los pecadores de mi pueblo morirán a espada, todos los que dicen: “No nos alcanzará la desgracia ni se acercará a nosotros”.</w:t>
       </w:r>
     </w:p>
     <w:p>
@@ -3387,7 +3387,7 @@
         <w:rPr>
           <w:lang w:val="es_ES" w:bidi="es_ES"/>
         </w:rPr>
-        <w:t xml:space="preserve"> Lo plantaré en su propia tierra, y nunca más será arrancado de la tierra que yo le di. Lo afirmo y, el Señor tu Dios.</w:t>
+        <w:t xml:space="preserve"> Lo plantaré en su propia tierra, y nunca más será arrancado de la tierra que yo le di. Lo afirmo yo, el Señor tu Dios.</w:t>
       </w:r>
     </w:p>
     <w:sectPr>
